--- a/template_akt.docx
+++ b/template_akt.docx
@@ -1267,7 +1267,7 @@
                 <w:sz w:val="24"/>
                 <w:szCs w:val="24"/>
               </w:rPr>
-              <w:t>Юридический адрес: 220019, г. Минск, ул. Сухаревская д. 16, пом. 16</w:t>
+              <w:t>Юридический адрес: 220018, г. Минск, ул. Горецкого д. 14 офис 509</w:t>
             </w:r>
           </w:p>
           <w:p>
